--- a/entregables/SIGRO - Fichas de cambio de requisitos.docx
+++ b/entregables/SIGRO - Fichas de cambio de requisitos.docx
@@ -685,7 +685,7 @@
                 <w:sz w:val="19"/>
                 <w:szCs w:val="19"/>
               </w:rPr>
-              <w:t xml:space="preserve">Ing. Junior Cercado, revisor técnico, a partir de la práctica del cliente</w:t>
+              <w:t xml:space="preserve">Cliente (SEVENS INGENIEROS SAC), a partir de su práctica en obra</w:t>
             </w:r>
           </w:p>
         </w:tc>
@@ -1151,7 +1151,7 @@
                 <w:sz w:val="19"/>
                 <w:szCs w:val="19"/>
               </w:rPr>
-              <w:t xml:space="preserve">Ing. Junior Cercado, revisor técnico</w:t>
+              <w:t xml:space="preserve">Cliente (SEVENS INGENIEROS SAC)</w:t>
             </w:r>
           </w:p>
         </w:tc>
